--- a/example/2 KAD/7 Assess Mapping Matrix/ICTAII502 Assessment Mapping Matrix (F122A8).docx
+++ b/example/2 KAD/7 Assess Mapping Matrix/ICTAII502 Assessment Mapping Matrix (F122A8).docx
@@ -322,6 +322,9 @@
             <w:vAlign w:val="center"/>
           </w:tcPr>
           <w:p>
+            <w:pPr>
+              <w:jc w:val="center"/>
+            </w:pPr>
             <w:r>
               <w:t>AT1 Identify Opportunities for AI Task Automation</w:t>
             </w:r>
@@ -334,6 +337,9 @@
             <w:vAlign w:val="center"/>
           </w:tcPr>
           <w:p>
+            <w:pPr>
+              <w:jc w:val="center"/>
+            </w:pPr>
             <w:r>
               <w:t>AT2 Knowledge-Based Assessment - Understanding AI, ML, and DL (Weeks 1–6)</w:t>
             </w:r>
@@ -345,6 +351,9 @@
             <w:vAlign w:val="center"/>
           </w:tcPr>
           <w:p>
+            <w:pPr>
+              <w:jc w:val="center"/>
+            </w:pPr>
             <w:r>
               <w:t>AT3 Knowledge-Based Assessment - Understanding AI, ML, and DL (Weeks 8-13)</w:t>
             </w:r>
@@ -357,6 +366,9 @@
             <w:vAlign w:val="center"/>
           </w:tcPr>
           <w:p>
+            <w:pPr>
+              <w:jc w:val="center"/>
+            </w:pPr>
             <w:r>
               <w:t>AT4 Apply Machine Learning to Task Automation</w:t>
             </w:r>
@@ -586,6 +598,9 @@
             <w:vAlign w:val="center"/>
           </w:tcPr>
           <w:p>
+            <w:pPr>
+              <w:jc w:val="center"/>
+            </w:pPr>
             <w:r/>
           </w:p>
         </w:tc>
@@ -596,6 +611,9 @@
             <w:vAlign w:val="center"/>
           </w:tcPr>
           <w:p>
+            <w:pPr>
+              <w:jc w:val="center"/>
+            </w:pPr>
             <w:r/>
           </w:p>
         </w:tc>
@@ -605,6 +623,9 @@
             <w:vAlign w:val="center"/>
           </w:tcPr>
           <w:p>
+            <w:pPr>
+              <w:jc w:val="center"/>
+            </w:pPr>
             <w:r/>
           </w:p>
         </w:tc>
@@ -615,6 +636,9 @@
             <w:vAlign w:val="center"/>
           </w:tcPr>
           <w:p>
+            <w:pPr>
+              <w:jc w:val="center"/>
+            </w:pPr>
             <w:r>
               <w:t>1</w:t>
             </w:r>
@@ -645,6 +669,9 @@
             <w:vAlign w:val="center"/>
           </w:tcPr>
           <w:p>
+            <w:pPr>
+              <w:jc w:val="center"/>
+            </w:pPr>
             <w:r/>
           </w:p>
         </w:tc>
@@ -655,6 +682,9 @@
             <w:vAlign w:val="center"/>
           </w:tcPr>
           <w:p>
+            <w:pPr>
+              <w:jc w:val="center"/>
+            </w:pPr>
             <w:r/>
           </w:p>
         </w:tc>
@@ -664,6 +694,9 @@
             <w:vAlign w:val="center"/>
           </w:tcPr>
           <w:p>
+            <w:pPr>
+              <w:jc w:val="center"/>
+            </w:pPr>
             <w:r/>
           </w:p>
         </w:tc>
@@ -674,6 +707,9 @@
             <w:vAlign w:val="center"/>
           </w:tcPr>
           <w:p>
+            <w:pPr>
+              <w:jc w:val="center"/>
+            </w:pPr>
             <w:r>
               <w:t>1</w:t>
             </w:r>
@@ -704,6 +740,9 @@
             <w:vAlign w:val="center"/>
           </w:tcPr>
           <w:p>
+            <w:pPr>
+              <w:jc w:val="center"/>
+            </w:pPr>
             <w:r/>
           </w:p>
         </w:tc>
@@ -714,6 +753,9 @@
             <w:vAlign w:val="center"/>
           </w:tcPr>
           <w:p>
+            <w:pPr>
+              <w:jc w:val="center"/>
+            </w:pPr>
             <w:r/>
           </w:p>
         </w:tc>
@@ -723,6 +765,9 @@
             <w:vAlign w:val="center"/>
           </w:tcPr>
           <w:p>
+            <w:pPr>
+              <w:jc w:val="center"/>
+            </w:pPr>
             <w:r/>
           </w:p>
         </w:tc>
@@ -733,6 +778,9 @@
             <w:vAlign w:val="center"/>
           </w:tcPr>
           <w:p>
+            <w:pPr>
+              <w:jc w:val="center"/>
+            </w:pPr>
             <w:r>
               <w:t>2</w:t>
             </w:r>
@@ -763,6 +811,9 @@
             <w:vAlign w:val="center"/>
           </w:tcPr>
           <w:p>
+            <w:pPr>
+              <w:jc w:val="center"/>
+            </w:pPr>
             <w:r/>
           </w:p>
         </w:tc>
@@ -773,6 +824,9 @@
             <w:vAlign w:val="center"/>
           </w:tcPr>
           <w:p>
+            <w:pPr>
+              <w:jc w:val="center"/>
+            </w:pPr>
             <w:r/>
           </w:p>
         </w:tc>
@@ -782,6 +836,9 @@
             <w:vAlign w:val="center"/>
           </w:tcPr>
           <w:p>
+            <w:pPr>
+              <w:jc w:val="center"/>
+            </w:pPr>
             <w:r/>
           </w:p>
         </w:tc>
@@ -792,6 +849,9 @@
             <w:vAlign w:val="center"/>
           </w:tcPr>
           <w:p>
+            <w:pPr>
+              <w:jc w:val="center"/>
+            </w:pPr>
             <w:r>
               <w:t>2</w:t>
             </w:r>
@@ -822,6 +882,9 @@
             <w:vAlign w:val="center"/>
           </w:tcPr>
           <w:p>
+            <w:pPr>
+              <w:jc w:val="center"/>
+            </w:pPr>
             <w:r/>
           </w:p>
         </w:tc>
@@ -832,6 +895,9 @@
             <w:vAlign w:val="center"/>
           </w:tcPr>
           <w:p>
+            <w:pPr>
+              <w:jc w:val="center"/>
+            </w:pPr>
             <w:r/>
           </w:p>
         </w:tc>
@@ -841,6 +907,9 @@
             <w:vAlign w:val="center"/>
           </w:tcPr>
           <w:p>
+            <w:pPr>
+              <w:jc w:val="center"/>
+            </w:pPr>
             <w:r/>
           </w:p>
         </w:tc>
@@ -851,6 +920,9 @@
             <w:vAlign w:val="center"/>
           </w:tcPr>
           <w:p>
+            <w:pPr>
+              <w:jc w:val="center"/>
+            </w:pPr>
             <w:r>
               <w:t>2</w:t>
             </w:r>
@@ -881,6 +953,9 @@
             <w:vAlign w:val="center"/>
           </w:tcPr>
           <w:p>
+            <w:pPr>
+              <w:jc w:val="center"/>
+            </w:pPr>
             <w:r/>
           </w:p>
         </w:tc>
@@ -891,6 +966,9 @@
             <w:vAlign w:val="center"/>
           </w:tcPr>
           <w:p>
+            <w:pPr>
+              <w:jc w:val="center"/>
+            </w:pPr>
             <w:r/>
           </w:p>
         </w:tc>
@@ -900,6 +978,9 @@
             <w:vAlign w:val="center"/>
           </w:tcPr>
           <w:p>
+            <w:pPr>
+              <w:jc w:val="center"/>
+            </w:pPr>
             <w:r/>
           </w:p>
         </w:tc>
@@ -910,6 +991,9 @@
             <w:vAlign w:val="center"/>
           </w:tcPr>
           <w:p>
+            <w:pPr>
+              <w:jc w:val="center"/>
+            </w:pPr>
             <w:r>
               <w:t>4</w:t>
             </w:r>
@@ -1060,6 +1144,9 @@
             <w:vAlign w:val="center"/>
           </w:tcPr>
           <w:p>
+            <w:pPr>
+              <w:jc w:val="center"/>
+            </w:pPr>
             <w:r/>
           </w:p>
         </w:tc>
@@ -1070,6 +1157,9 @@
             <w:vAlign w:val="center"/>
           </w:tcPr>
           <w:p>
+            <w:pPr>
+              <w:jc w:val="center"/>
+            </w:pPr>
             <w:r/>
           </w:p>
         </w:tc>
@@ -1079,6 +1169,9 @@
             <w:vAlign w:val="center"/>
           </w:tcPr>
           <w:p>
+            <w:pPr>
+              <w:jc w:val="center"/>
+            </w:pPr>
             <w:r/>
           </w:p>
         </w:tc>
@@ -1089,6 +1182,9 @@
             <w:vAlign w:val="center"/>
           </w:tcPr>
           <w:p>
+            <w:pPr>
+              <w:jc w:val="center"/>
+            </w:pPr>
             <w:r>
               <w:t>5</w:t>
             </w:r>
@@ -1119,6 +1215,9 @@
             <w:vAlign w:val="center"/>
           </w:tcPr>
           <w:p>
+            <w:pPr>
+              <w:jc w:val="center"/>
+            </w:pPr>
             <w:r/>
           </w:p>
         </w:tc>
@@ -1129,6 +1228,9 @@
             <w:vAlign w:val="center"/>
           </w:tcPr>
           <w:p>
+            <w:pPr>
+              <w:jc w:val="center"/>
+            </w:pPr>
             <w:r/>
           </w:p>
         </w:tc>
@@ -1138,6 +1240,9 @@
             <w:vAlign w:val="center"/>
           </w:tcPr>
           <w:p>
+            <w:pPr>
+              <w:jc w:val="center"/>
+            </w:pPr>
             <w:r/>
           </w:p>
         </w:tc>
@@ -1148,6 +1253,9 @@
             <w:vAlign w:val="center"/>
           </w:tcPr>
           <w:p>
+            <w:pPr>
+              <w:jc w:val="center"/>
+            </w:pPr>
             <w:r>
               <w:t>5</w:t>
             </w:r>
@@ -1178,6 +1286,9 @@
             <w:vAlign w:val="center"/>
           </w:tcPr>
           <w:p>
+            <w:pPr>
+              <w:jc w:val="center"/>
+            </w:pPr>
             <w:r/>
           </w:p>
         </w:tc>
@@ -1188,6 +1299,9 @@
             <w:vAlign w:val="center"/>
           </w:tcPr>
           <w:p>
+            <w:pPr>
+              <w:jc w:val="center"/>
+            </w:pPr>
             <w:r/>
           </w:p>
         </w:tc>
@@ -1197,6 +1311,9 @@
             <w:vAlign w:val="center"/>
           </w:tcPr>
           <w:p>
+            <w:pPr>
+              <w:jc w:val="center"/>
+            </w:pPr>
             <w:r/>
           </w:p>
         </w:tc>
@@ -1207,6 +1324,9 @@
             <w:vAlign w:val="center"/>
           </w:tcPr>
           <w:p>
+            <w:pPr>
+              <w:jc w:val="center"/>
+            </w:pPr>
             <w:r>
               <w:t>3</w:t>
             </w:r>
@@ -1237,6 +1357,9 @@
             <w:vAlign w:val="center"/>
           </w:tcPr>
           <w:p>
+            <w:pPr>
+              <w:jc w:val="center"/>
+            </w:pPr>
             <w:r/>
           </w:p>
         </w:tc>
@@ -1247,6 +1370,9 @@
             <w:vAlign w:val="center"/>
           </w:tcPr>
           <w:p>
+            <w:pPr>
+              <w:jc w:val="center"/>
+            </w:pPr>
             <w:r/>
           </w:p>
         </w:tc>
@@ -1256,6 +1382,9 @@
             <w:vAlign w:val="center"/>
           </w:tcPr>
           <w:p>
+            <w:pPr>
+              <w:jc w:val="center"/>
+            </w:pPr>
             <w:r/>
           </w:p>
         </w:tc>
@@ -1266,6 +1395,9 @@
             <w:vAlign w:val="center"/>
           </w:tcPr>
           <w:p>
+            <w:pPr>
+              <w:jc w:val="center"/>
+            </w:pPr>
             <w:r>
               <w:t>6</w:t>
             </w:r>
@@ -1699,6 +1831,9 @@
             <w:vAlign w:val="center"/>
           </w:tcPr>
           <w:p>
+            <w:pPr>
+              <w:jc w:val="center"/>
+            </w:pPr>
             <w:r/>
           </w:p>
         </w:tc>
@@ -1709,6 +1844,9 @@
             <w:vAlign w:val="center"/>
           </w:tcPr>
           <w:p>
+            <w:pPr>
+              <w:jc w:val="center"/>
+            </w:pPr>
             <w:r/>
           </w:p>
         </w:tc>
@@ -1718,6 +1856,9 @@
             <w:vAlign w:val="center"/>
           </w:tcPr>
           <w:p>
+            <w:pPr>
+              <w:jc w:val="center"/>
+            </w:pPr>
             <w:r/>
           </w:p>
         </w:tc>
@@ -1728,6 +1869,9 @@
             <w:vAlign w:val="center"/>
           </w:tcPr>
           <w:p>
+            <w:pPr>
+              <w:jc w:val="center"/>
+            </w:pPr>
             <w:r>
               <w:t>6</w:t>
             </w:r>
@@ -1758,6 +1902,9 @@
             <w:vAlign w:val="center"/>
           </w:tcPr>
           <w:p>
+            <w:pPr>
+              <w:jc w:val="center"/>
+            </w:pPr>
             <w:r/>
           </w:p>
         </w:tc>
@@ -1768,6 +1915,9 @@
             <w:vAlign w:val="center"/>
           </w:tcPr>
           <w:p>
+            <w:pPr>
+              <w:jc w:val="center"/>
+            </w:pPr>
             <w:r/>
           </w:p>
         </w:tc>
@@ -1777,6 +1927,9 @@
             <w:vAlign w:val="center"/>
           </w:tcPr>
           <w:p>
+            <w:pPr>
+              <w:jc w:val="center"/>
+            </w:pPr>
             <w:r/>
           </w:p>
         </w:tc>
@@ -1787,6 +1940,9 @@
             <w:vAlign w:val="center"/>
           </w:tcPr>
           <w:p>
+            <w:pPr>
+              <w:jc w:val="center"/>
+            </w:pPr>
             <w:r>
               <w:t>5</w:t>
             </w:r>
@@ -1817,6 +1973,9 @@
             <w:vAlign w:val="center"/>
           </w:tcPr>
           <w:p>
+            <w:pPr>
+              <w:jc w:val="center"/>
+            </w:pPr>
             <w:r/>
           </w:p>
         </w:tc>
@@ -1827,6 +1986,9 @@
             <w:vAlign w:val="center"/>
           </w:tcPr>
           <w:p>
+            <w:pPr>
+              <w:jc w:val="center"/>
+            </w:pPr>
             <w:r/>
           </w:p>
         </w:tc>
@@ -1836,6 +1998,9 @@
             <w:vAlign w:val="center"/>
           </w:tcPr>
           <w:p>
+            <w:pPr>
+              <w:jc w:val="center"/>
+            </w:pPr>
             <w:r/>
           </w:p>
         </w:tc>
@@ -1846,6 +2011,9 @@
             <w:vAlign w:val="center"/>
           </w:tcPr>
           <w:p>
+            <w:pPr>
+              <w:jc w:val="center"/>
+            </w:pPr>
             <w:r>
               <w:t>6</w:t>
             </w:r>
@@ -1876,6 +2044,9 @@
             <w:vAlign w:val="center"/>
           </w:tcPr>
           <w:p>
+            <w:pPr>
+              <w:jc w:val="center"/>
+            </w:pPr>
             <w:r/>
           </w:p>
         </w:tc>
@@ -1886,6 +2057,9 @@
             <w:vAlign w:val="center"/>
           </w:tcPr>
           <w:p>
+            <w:pPr>
+              <w:jc w:val="center"/>
+            </w:pPr>
             <w:r/>
           </w:p>
         </w:tc>
@@ -1895,6 +2069,9 @@
             <w:vAlign w:val="center"/>
           </w:tcPr>
           <w:p>
+            <w:pPr>
+              <w:jc w:val="center"/>
+            </w:pPr>
             <w:r/>
           </w:p>
         </w:tc>
@@ -1905,6 +2082,9 @@
             <w:vAlign w:val="center"/>
           </w:tcPr>
           <w:p>
+            <w:pPr>
+              <w:jc w:val="center"/>
+            </w:pPr>
             <w:r>
               <w:t>6</w:t>
             </w:r>
@@ -1935,6 +2115,9 @@
             <w:vAlign w:val="center"/>
           </w:tcPr>
           <w:p>
+            <w:pPr>
+              <w:jc w:val="center"/>
+            </w:pPr>
             <w:r/>
           </w:p>
         </w:tc>
@@ -1945,6 +2128,9 @@
             <w:vAlign w:val="center"/>
           </w:tcPr>
           <w:p>
+            <w:pPr>
+              <w:jc w:val="center"/>
+            </w:pPr>
             <w:r/>
           </w:p>
         </w:tc>
@@ -1954,6 +2140,9 @@
             <w:vAlign w:val="center"/>
           </w:tcPr>
           <w:p>
+            <w:pPr>
+              <w:jc w:val="center"/>
+            </w:pPr>
             <w:r/>
           </w:p>
         </w:tc>
@@ -1964,6 +2153,9 @@
             <w:vAlign w:val="center"/>
           </w:tcPr>
           <w:p>
+            <w:pPr>
+              <w:jc w:val="center"/>
+            </w:pPr>
             <w:r>
               <w:t>6</w:t>
             </w:r>
@@ -2294,6 +2486,9 @@
             <w:vAlign w:val="center"/>
           </w:tcPr>
           <w:p>
+            <w:pPr>
+              <w:jc w:val="center"/>
+            </w:pPr>
             <w:r/>
           </w:p>
         </w:tc>
@@ -2304,6 +2499,9 @@
             <w:vAlign w:val="center"/>
           </w:tcPr>
           <w:p>
+            <w:pPr>
+              <w:jc w:val="center"/>
+            </w:pPr>
             <w:r/>
           </w:p>
         </w:tc>
@@ -2313,6 +2511,9 @@
             <w:vAlign w:val="center"/>
           </w:tcPr>
           <w:p>
+            <w:pPr>
+              <w:jc w:val="center"/>
+            </w:pPr>
             <w:r/>
           </w:p>
         </w:tc>
@@ -2323,6 +2524,9 @@
             <w:vAlign w:val="center"/>
           </w:tcPr>
           <w:p>
+            <w:pPr>
+              <w:jc w:val="center"/>
+            </w:pPr>
             <w:r>
               <w:t>5</w:t>
             </w:r>
@@ -2353,6 +2557,9 @@
             <w:vAlign w:val="center"/>
           </w:tcPr>
           <w:p>
+            <w:pPr>
+              <w:jc w:val="center"/>
+            </w:pPr>
             <w:r/>
           </w:p>
         </w:tc>
@@ -2363,6 +2570,9 @@
             <w:vAlign w:val="center"/>
           </w:tcPr>
           <w:p>
+            <w:pPr>
+              <w:jc w:val="center"/>
+            </w:pPr>
             <w:r/>
           </w:p>
         </w:tc>
@@ -2372,6 +2582,9 @@
             <w:vAlign w:val="center"/>
           </w:tcPr>
           <w:p>
+            <w:pPr>
+              <w:jc w:val="center"/>
+            </w:pPr>
             <w:r/>
           </w:p>
         </w:tc>
@@ -2382,6 +2595,9 @@
             <w:vAlign w:val="center"/>
           </w:tcPr>
           <w:p>
+            <w:pPr>
+              <w:jc w:val="center"/>
+            </w:pPr>
             <w:r>
               <w:t>5</w:t>
             </w:r>
@@ -2412,6 +2628,9 @@
             <w:vAlign w:val="center"/>
           </w:tcPr>
           <w:p>
+            <w:pPr>
+              <w:jc w:val="center"/>
+            </w:pPr>
             <w:r/>
           </w:p>
         </w:tc>
@@ -2422,6 +2641,9 @@
             <w:vAlign w:val="center"/>
           </w:tcPr>
           <w:p>
+            <w:pPr>
+              <w:jc w:val="center"/>
+            </w:pPr>
             <w:r/>
           </w:p>
         </w:tc>
@@ -2431,6 +2653,9 @@
             <w:vAlign w:val="center"/>
           </w:tcPr>
           <w:p>
+            <w:pPr>
+              <w:jc w:val="center"/>
+            </w:pPr>
             <w:r/>
           </w:p>
         </w:tc>
@@ -2441,6 +2666,9 @@
             <w:vAlign w:val="center"/>
           </w:tcPr>
           <w:p>
+            <w:pPr>
+              <w:jc w:val="center"/>
+            </w:pPr>
             <w:r>
               <w:t>5</w:t>
             </w:r>
@@ -2471,6 +2699,9 @@
             <w:vAlign w:val="center"/>
           </w:tcPr>
           <w:p>
+            <w:pPr>
+              <w:jc w:val="center"/>
+            </w:pPr>
             <w:r/>
           </w:p>
         </w:tc>
@@ -2481,6 +2712,9 @@
             <w:vAlign w:val="center"/>
           </w:tcPr>
           <w:p>
+            <w:pPr>
+              <w:jc w:val="center"/>
+            </w:pPr>
             <w:r/>
           </w:p>
         </w:tc>
@@ -2490,6 +2724,9 @@
             <w:vAlign w:val="center"/>
           </w:tcPr>
           <w:p>
+            <w:pPr>
+              <w:jc w:val="center"/>
+            </w:pPr>
             <w:r/>
           </w:p>
         </w:tc>
@@ -2500,6 +2737,9 @@
             <w:vAlign w:val="center"/>
           </w:tcPr>
           <w:p>
+            <w:pPr>
+              <w:jc w:val="center"/>
+            </w:pPr>
             <w:r>
               <w:t>5</w:t>
             </w:r>
@@ -2530,6 +2770,9 @@
             <w:vAlign w:val="center"/>
           </w:tcPr>
           <w:p>
+            <w:pPr>
+              <w:jc w:val="center"/>
+            </w:pPr>
             <w:r/>
           </w:p>
         </w:tc>
@@ -2540,6 +2783,9 @@
             <w:vAlign w:val="center"/>
           </w:tcPr>
           <w:p>
+            <w:pPr>
+              <w:jc w:val="center"/>
+            </w:pPr>
             <w:r/>
           </w:p>
         </w:tc>
@@ -2549,6 +2795,9 @@
             <w:vAlign w:val="center"/>
           </w:tcPr>
           <w:p>
+            <w:pPr>
+              <w:jc w:val="center"/>
+            </w:pPr>
             <w:r/>
           </w:p>
         </w:tc>
@@ -2559,6 +2808,9 @@
             <w:vAlign w:val="center"/>
           </w:tcPr>
           <w:p>
+            <w:pPr>
+              <w:jc w:val="center"/>
+            </w:pPr>
             <w:r>
               <w:t>5</w:t>
             </w:r>
@@ -2889,6 +3141,9 @@
             <w:vAlign w:val="center"/>
           </w:tcPr>
           <w:p>
+            <w:pPr>
+              <w:jc w:val="center"/>
+            </w:pPr>
             <w:r/>
           </w:p>
         </w:tc>
@@ -2899,6 +3154,9 @@
             <w:vAlign w:val="center"/>
           </w:tcPr>
           <w:p>
+            <w:pPr>
+              <w:jc w:val="center"/>
+            </w:pPr>
             <w:r/>
           </w:p>
         </w:tc>
@@ -2908,6 +3166,9 @@
             <w:vAlign w:val="center"/>
           </w:tcPr>
           <w:p>
+            <w:pPr>
+              <w:jc w:val="center"/>
+            </w:pPr>
             <w:r/>
           </w:p>
         </w:tc>
@@ -2918,6 +3179,9 @@
             <w:vAlign w:val="center"/>
           </w:tcPr>
           <w:p>
+            <w:pPr>
+              <w:jc w:val="center"/>
+            </w:pPr>
             <w:r>
               <w:t>6</w:t>
             </w:r>
@@ -2948,6 +3212,9 @@
             <w:vAlign w:val="center"/>
           </w:tcPr>
           <w:p>
+            <w:pPr>
+              <w:jc w:val="center"/>
+            </w:pPr>
             <w:r/>
           </w:p>
         </w:tc>
@@ -2958,6 +3225,9 @@
             <w:vAlign w:val="center"/>
           </w:tcPr>
           <w:p>
+            <w:pPr>
+              <w:jc w:val="center"/>
+            </w:pPr>
             <w:r/>
           </w:p>
         </w:tc>
@@ -2967,6 +3237,9 @@
             <w:vAlign w:val="center"/>
           </w:tcPr>
           <w:p>
+            <w:pPr>
+              <w:jc w:val="center"/>
+            </w:pPr>
             <w:r/>
           </w:p>
         </w:tc>
@@ -2977,6 +3250,9 @@
             <w:vAlign w:val="center"/>
           </w:tcPr>
           <w:p>
+            <w:pPr>
+              <w:jc w:val="center"/>
+            </w:pPr>
             <w:r>
               <w:t>6</w:t>
             </w:r>
@@ -3007,6 +3283,9 @@
             <w:vAlign w:val="center"/>
           </w:tcPr>
           <w:p>
+            <w:pPr>
+              <w:jc w:val="center"/>
+            </w:pPr>
             <w:r/>
           </w:p>
         </w:tc>
@@ -3017,6 +3296,9 @@
             <w:vAlign w:val="center"/>
           </w:tcPr>
           <w:p>
+            <w:pPr>
+              <w:jc w:val="center"/>
+            </w:pPr>
             <w:r/>
           </w:p>
         </w:tc>
@@ -3026,6 +3308,9 @@
             <w:vAlign w:val="center"/>
           </w:tcPr>
           <w:p>
+            <w:pPr>
+              <w:jc w:val="center"/>
+            </w:pPr>
             <w:r/>
           </w:p>
         </w:tc>
@@ -3036,6 +3321,9 @@
             <w:vAlign w:val="center"/>
           </w:tcPr>
           <w:p>
+            <w:pPr>
+              <w:jc w:val="center"/>
+            </w:pPr>
             <w:r>
               <w:t>7</w:t>
             </w:r>
@@ -3066,6 +3354,9 @@
             <w:vAlign w:val="center"/>
           </w:tcPr>
           <w:p>
+            <w:pPr>
+              <w:jc w:val="center"/>
+            </w:pPr>
             <w:r/>
           </w:p>
         </w:tc>
@@ -3076,6 +3367,9 @@
             <w:vAlign w:val="center"/>
           </w:tcPr>
           <w:p>
+            <w:pPr>
+              <w:jc w:val="center"/>
+            </w:pPr>
             <w:r/>
           </w:p>
         </w:tc>
@@ -3085,6 +3379,9 @@
             <w:vAlign w:val="center"/>
           </w:tcPr>
           <w:p>
+            <w:pPr>
+              <w:jc w:val="center"/>
+            </w:pPr>
             <w:r/>
           </w:p>
         </w:tc>
@@ -3095,6 +3392,9 @@
             <w:vAlign w:val="center"/>
           </w:tcPr>
           <w:p>
+            <w:pPr>
+              <w:jc w:val="center"/>
+            </w:pPr>
             <w:r>
               <w:t>6</w:t>
             </w:r>
@@ -3125,6 +3425,9 @@
             <w:vAlign w:val="center"/>
           </w:tcPr>
           <w:p>
+            <w:pPr>
+              <w:jc w:val="center"/>
+            </w:pPr>
             <w:r/>
           </w:p>
         </w:tc>
@@ -3135,6 +3438,9 @@
             <w:vAlign w:val="center"/>
           </w:tcPr>
           <w:p>
+            <w:pPr>
+              <w:jc w:val="center"/>
+            </w:pPr>
             <w:r/>
           </w:p>
         </w:tc>
@@ -3144,6 +3450,9 @@
             <w:vAlign w:val="center"/>
           </w:tcPr>
           <w:p>
+            <w:pPr>
+              <w:jc w:val="center"/>
+            </w:pPr>
             <w:r/>
           </w:p>
         </w:tc>
@@ -3154,6 +3463,9 @@
             <w:vAlign w:val="center"/>
           </w:tcPr>
           <w:p>
+            <w:pPr>
+              <w:jc w:val="center"/>
+            </w:pPr>
             <w:r>
               <w:t>6</w:t>
             </w:r>
@@ -3184,6 +3496,9 @@
             <w:vAlign w:val="center"/>
           </w:tcPr>
           <w:p>
+            <w:pPr>
+              <w:jc w:val="center"/>
+            </w:pPr>
             <w:r/>
           </w:p>
         </w:tc>
@@ -3194,6 +3509,9 @@
             <w:vAlign w:val="center"/>
           </w:tcPr>
           <w:p>
+            <w:pPr>
+              <w:jc w:val="center"/>
+            </w:pPr>
             <w:r/>
           </w:p>
         </w:tc>
@@ -3203,6 +3521,9 @@
             <w:vAlign w:val="center"/>
           </w:tcPr>
           <w:p>
+            <w:pPr>
+              <w:jc w:val="center"/>
+            </w:pPr>
             <w:r/>
           </w:p>
         </w:tc>
@@ -3213,6 +3534,9 @@
             <w:vAlign w:val="center"/>
           </w:tcPr>
           <w:p>
+            <w:pPr>
+              <w:jc w:val="center"/>
+            </w:pPr>
             <w:r>
               <w:t>7</w:t>
             </w:r>
@@ -3451,6 +3775,9 @@
             <w:vAlign w:val="center"/>
           </w:tcPr>
           <w:p>
+            <w:pPr>
+              <w:jc w:val="center"/>
+            </w:pPr>
             <w:r/>
           </w:p>
         </w:tc>
@@ -3461,6 +3788,9 @@
             <w:vAlign w:val="center"/>
           </w:tcPr>
           <w:p>
+            <w:pPr>
+              <w:jc w:val="center"/>
+            </w:pPr>
             <w:r>
               <w:t>13</w:t>
             </w:r>
@@ -3472,6 +3802,9 @@
             <w:vAlign w:val="center"/>
           </w:tcPr>
           <w:p>
+            <w:pPr>
+              <w:jc w:val="center"/>
+            </w:pPr>
             <w:r/>
           </w:p>
         </w:tc>
@@ -3482,6 +3815,9 @@
             <w:vAlign w:val="center"/>
           </w:tcPr>
           <w:p>
+            <w:pPr>
+              <w:jc w:val="center"/>
+            </w:pPr>
             <w:r/>
           </w:p>
         </w:tc>
@@ -3594,6 +3930,9 @@
             <w:vAlign w:val="center"/>
           </w:tcPr>
           <w:p>
+            <w:pPr>
+              <w:jc w:val="center"/>
+            </w:pPr>
             <w:r/>
           </w:p>
         </w:tc>
@@ -3604,6 +3943,9 @@
             <w:vAlign w:val="center"/>
           </w:tcPr>
           <w:p>
+            <w:pPr>
+              <w:jc w:val="center"/>
+            </w:pPr>
             <w:r>
               <w:t>8, 9, 10, 11, 14</w:t>
             </w:r>
@@ -3615,18 +3957,24 @@
             <w:vAlign w:val="center"/>
           </w:tcPr>
           <w:p>
-            <w:r>
-              <w:t>2, 3, 11, 14</w:t>
-            </w:r>
-          </w:p>
-        </w:tc>
-        <w:tc>
-          <w:tcPr>
-            <w:tcW w:w="0" w:type="auto"/>
-            <w:shd w:val="clear" w:color="auto" w:fill="auto"/>
-            <w:vAlign w:val="center"/>
-          </w:tcPr>
-          <w:p>
+            <w:pPr>
+              <w:jc w:val="center"/>
+            </w:pPr>
+            <w:r>
+              <w:t>2, 3, 4, 11, 14</w:t>
+            </w:r>
+          </w:p>
+        </w:tc>
+        <w:tc>
+          <w:tcPr>
+            <w:tcW w:w="0" w:type="auto"/>
+            <w:shd w:val="clear" w:color="auto" w:fill="auto"/>
+            <w:vAlign w:val="center"/>
+          </w:tcPr>
+          <w:p>
+            <w:pPr>
+              <w:jc w:val="center"/>
+            </w:pPr>
             <w:r/>
           </w:p>
         </w:tc>
@@ -3658,6 +4006,9 @@
             <w:vAlign w:val="center"/>
           </w:tcPr>
           <w:p>
+            <w:pPr>
+              <w:jc w:val="center"/>
+            </w:pPr>
             <w:r/>
           </w:p>
         </w:tc>
@@ -3668,6 +4019,9 @@
             <w:vAlign w:val="center"/>
           </w:tcPr>
           <w:p>
+            <w:pPr>
+              <w:jc w:val="center"/>
+            </w:pPr>
             <w:r/>
           </w:p>
         </w:tc>
@@ -3677,6 +4031,9 @@
             <w:vAlign w:val="center"/>
           </w:tcPr>
           <w:p>
+            <w:pPr>
+              <w:jc w:val="center"/>
+            </w:pPr>
             <w:r>
               <w:t>7</w:t>
             </w:r>
@@ -3689,6 +4046,9 @@
             <w:vAlign w:val="center"/>
           </w:tcPr>
           <w:p>
+            <w:pPr>
+              <w:jc w:val="center"/>
+            </w:pPr>
             <w:r/>
           </w:p>
         </w:tc>
@@ -3738,6 +4098,9 @@
             <w:vAlign w:val="center"/>
           </w:tcPr>
           <w:p>
+            <w:pPr>
+              <w:jc w:val="center"/>
+            </w:pPr>
             <w:r/>
           </w:p>
         </w:tc>
@@ -3748,6 +4111,9 @@
             <w:vAlign w:val="center"/>
           </w:tcPr>
           <w:p>
+            <w:pPr>
+              <w:jc w:val="center"/>
+            </w:pPr>
             <w:r/>
           </w:p>
         </w:tc>
@@ -3757,6 +4123,9 @@
             <w:vAlign w:val="center"/>
           </w:tcPr>
           <w:p>
+            <w:pPr>
+              <w:jc w:val="center"/>
+            </w:pPr>
             <w:r>
               <w:t>12</w:t>
             </w:r>
@@ -3769,6 +4138,9 @@
             <w:vAlign w:val="center"/>
           </w:tcPr>
           <w:p>
+            <w:pPr>
+              <w:jc w:val="center"/>
+            </w:pPr>
             <w:r/>
           </w:p>
         </w:tc>
@@ -3800,6 +4172,9 @@
             <w:vAlign w:val="center"/>
           </w:tcPr>
           <w:p>
+            <w:pPr>
+              <w:jc w:val="center"/>
+            </w:pPr>
             <w:r/>
           </w:p>
         </w:tc>
@@ -3810,6 +4185,9 @@
             <w:vAlign w:val="center"/>
           </w:tcPr>
           <w:p>
+            <w:pPr>
+              <w:jc w:val="center"/>
+            </w:pPr>
             <w:r/>
           </w:p>
         </w:tc>
@@ -3819,18 +4197,24 @@
             <w:vAlign w:val="center"/>
           </w:tcPr>
           <w:p>
-            <w:r>
-              <w:t>4</w:t>
-            </w:r>
-          </w:p>
-        </w:tc>
-        <w:tc>
-          <w:tcPr>
-            <w:tcW w:w="0" w:type="auto"/>
-            <w:shd w:val="clear" w:color="auto" w:fill="auto"/>
-            <w:vAlign w:val="center"/>
-          </w:tcPr>
-          <w:p>
+            <w:pPr>
+              <w:jc w:val="center"/>
+            </w:pPr>
+            <w:r>
+              <w:t>5</w:t>
+            </w:r>
+          </w:p>
+        </w:tc>
+        <w:tc>
+          <w:tcPr>
+            <w:tcW w:w="0" w:type="auto"/>
+            <w:shd w:val="clear" w:color="auto" w:fill="auto"/>
+            <w:vAlign w:val="center"/>
+          </w:tcPr>
+          <w:p>
+            <w:pPr>
+              <w:jc w:val="center"/>
+            </w:pPr>
             <w:r/>
           </w:p>
         </w:tc>
@@ -3862,6 +4246,9 @@
             <w:vAlign w:val="center"/>
           </w:tcPr>
           <w:p>
+            <w:pPr>
+              <w:jc w:val="center"/>
+            </w:pPr>
             <w:r/>
           </w:p>
         </w:tc>
@@ -3872,6 +4259,9 @@
             <w:vAlign w:val="center"/>
           </w:tcPr>
           <w:p>
+            <w:pPr>
+              <w:jc w:val="center"/>
+            </w:pPr>
             <w:r/>
           </w:p>
         </w:tc>
@@ -3881,6 +4271,9 @@
             <w:vAlign w:val="center"/>
           </w:tcPr>
           <w:p>
+            <w:pPr>
+              <w:jc w:val="center"/>
+            </w:pPr>
             <w:r>
               <w:t>5</w:t>
             </w:r>
@@ -3893,6 +4286,9 @@
             <w:vAlign w:val="center"/>
           </w:tcPr>
           <w:p>
+            <w:pPr>
+              <w:jc w:val="center"/>
+            </w:pPr>
             <w:r/>
           </w:p>
         </w:tc>
@@ -3924,6 +4320,9 @@
             <w:vAlign w:val="center"/>
           </w:tcPr>
           <w:p>
+            <w:pPr>
+              <w:jc w:val="center"/>
+            </w:pPr>
             <w:r/>
           </w:p>
         </w:tc>
@@ -3934,6 +4333,9 @@
             <w:vAlign w:val="center"/>
           </w:tcPr>
           <w:p>
+            <w:pPr>
+              <w:jc w:val="center"/>
+            </w:pPr>
             <w:r/>
           </w:p>
         </w:tc>
@@ -3943,6 +4345,9 @@
             <w:vAlign w:val="center"/>
           </w:tcPr>
           <w:p>
+            <w:pPr>
+              <w:jc w:val="center"/>
+            </w:pPr>
             <w:r>
               <w:t>15, 16</w:t>
             </w:r>
@@ -3955,6 +4360,9 @@
             <w:vAlign w:val="center"/>
           </w:tcPr>
           <w:p>
+            <w:pPr>
+              <w:jc w:val="center"/>
+            </w:pPr>
             <w:r/>
           </w:p>
         </w:tc>
@@ -3986,6 +4394,9 @@
             <w:vAlign w:val="center"/>
           </w:tcPr>
           <w:p>
+            <w:pPr>
+              <w:jc w:val="center"/>
+            </w:pPr>
             <w:r/>
           </w:p>
         </w:tc>
@@ -3996,6 +4407,9 @@
             <w:vAlign w:val="center"/>
           </w:tcPr>
           <w:p>
+            <w:pPr>
+              <w:jc w:val="center"/>
+            </w:pPr>
             <w:r/>
           </w:p>
         </w:tc>
@@ -4005,6 +4419,9 @@
             <w:vAlign w:val="center"/>
           </w:tcPr>
           <w:p>
+            <w:pPr>
+              <w:jc w:val="center"/>
+            </w:pPr>
             <w:r>
               <w:t>6</w:t>
             </w:r>
@@ -4017,6 +4434,9 @@
             <w:vAlign w:val="center"/>
           </w:tcPr>
           <w:p>
+            <w:pPr>
+              <w:jc w:val="center"/>
+            </w:pPr>
             <w:r/>
           </w:p>
         </w:tc>
@@ -4048,6 +4468,9 @@
             <w:vAlign w:val="center"/>
           </w:tcPr>
           <w:p>
+            <w:pPr>
+              <w:jc w:val="center"/>
+            </w:pPr>
             <w:r/>
           </w:p>
         </w:tc>
@@ -4058,6 +4481,9 @@
             <w:vAlign w:val="center"/>
           </w:tcPr>
           <w:p>
+            <w:pPr>
+              <w:jc w:val="center"/>
+            </w:pPr>
             <w:r/>
           </w:p>
         </w:tc>
@@ -4067,6 +4493,9 @@
             <w:vAlign w:val="center"/>
           </w:tcPr>
           <w:p>
+            <w:pPr>
+              <w:jc w:val="center"/>
+            </w:pPr>
             <w:r>
               <w:t>13</w:t>
             </w:r>
@@ -4079,6 +4508,9 @@
             <w:vAlign w:val="center"/>
           </w:tcPr>
           <w:p>
+            <w:pPr>
+              <w:jc w:val="center"/>
+            </w:pPr>
             <w:r/>
           </w:p>
         </w:tc>
@@ -6359,9 +6791,6 @@
           </w:tcPr>
           <w:p>
             <w:r>
-              <w:rPr>
-                <w:b/>
-              </w:rPr>
               <w:t>train at least one machine learning (ML) model, where the work must include one of the following:</w:t>
             </w:r>
           </w:p>
@@ -6444,6 +6873,9 @@
             <w:vAlign w:val="center"/>
           </w:tcPr>
           <w:p>
+            <w:pPr>
+              <w:jc w:val="center"/>
+            </w:pPr>
             <w:r>
               <w:t>5</w:t>
             </w:r>
@@ -6463,9 +6895,6 @@
           </w:tcPr>
           <w:p>
             <w:r>
-              <w:rPr>
-                <w:b/>
-              </w:rPr>
               <w:t>evaluate the operations of at least one the above trained ML models, where the evaluation must include one of the following:</w:t>
             </w:r>
           </w:p>
@@ -6548,6 +6977,9 @@
             <w:vAlign w:val="center"/>
           </w:tcPr>
           <w:p>
+            <w:pPr>
+              <w:jc w:val="center"/>
+            </w:pPr>
             <w:r>
               <w:t>6</w:t>
             </w:r>
@@ -6724,6 +7156,9 @@
             <w:vAlign w:val="center"/>
           </w:tcPr>
           <w:p>
+            <w:pPr>
+              <w:jc w:val="center"/>
+            </w:pPr>
             <w:r>
               <w:t>7</w:t>
             </w:r>
@@ -6807,6 +7242,9 @@
             <w:vAlign w:val="center"/>
           </w:tcPr>
           <w:p>
+            <w:pPr>
+              <w:jc w:val="center"/>
+            </w:pPr>
             <w:r>
               <w:t>7</w:t>
             </w:r>
@@ -7575,17 +8013,38 @@
             </w:r>
           </w:p>
           <w:p>
-            <w:r>
+            <w:pPr>
+              <w:spacing w:after="0"/>
+              <w:ind w:left="720"/>
+            </w:pPr>
+            <w:r>
+              <w:rPr>
+                <w:b w:val="0"/>
+              </w:rPr>
               <w:t>industry-recognised ML models that may be trained and evaluated</w:t>
             </w:r>
           </w:p>
           <w:p>
-            <w:r>
+            <w:pPr>
+              <w:spacing w:after="0"/>
+              <w:ind w:left="720"/>
+            </w:pPr>
+            <w:r>
+              <w:rPr>
+                <w:b w:val="0"/>
+              </w:rPr>
               <w:t>software in which ML models can be trained, validated, tested and evaluated</w:t>
             </w:r>
           </w:p>
           <w:p>
-            <w:r>
+            <w:pPr>
+              <w:spacing w:after="0"/>
+              <w:ind w:left="720"/>
+            </w:pPr>
+            <w:r>
+              <w:rPr>
+                <w:b w:val="0"/>
+              </w:rPr>
               <w:t>work brief and organisational policies and procedures required to demonstrate the performance evidence.</w:t>
             </w:r>
           </w:p>
@@ -7604,7 +8063,13 @@
             <w:vAlign w:val="center"/>
           </w:tcPr>
           <w:p>
-            <w:r>
+            <w:pPr>
+              <w:jc w:val="left"/>
+            </w:pPr>
+            <w:r>
+              <w:rPr>
+                <w:b w:val="0"/>
+              </w:rPr>
               <w:t>Skills in this unit are demonstrated in a workplace or simulated environment where the conditions are typical of those in a working environment in this industry.</w:t>
               <w:br/>
               <w:t>This includes access to:</w:t>
@@ -7698,23 +8163,86 @@
         <w:tc>
           <w:tcPr>
             <w:tcW w:w="0" w:type="auto"/>
-            <w:vMerge/>
             <w:shd w:val="clear" w:color="auto" w:fill="FFFFFF"/>
             <w:vAlign w:val="center"/>
           </w:tcPr>
-          <w:p/>
-        </w:tc>
-        <w:tc>
-          <w:tcPr>
-            <w:tcW w:w="0" w:type="auto"/>
-            <w:gridSpan w:val="4"/>
-            <w:vMerge/>
+          <w:p>
+            <w:pPr>
+              <w:spacing w:after="0"/>
+              <w:jc w:val="both"/>
+              <w:rPr>
+                <w:rFonts w:ascii="Arial" w:eastAsia="SimSun" w:hAnsi="Arial" w:cs="Arial"/>
+                <w:bCs/>
+                <w:iCs/>
+                <w:szCs w:val="24"/>
+              </w:rPr>
+            </w:pPr>
+          </w:p>
+        </w:tc>
+        <w:tc>
+          <w:tcPr>
+            <w:tcW w:w="0" w:type="auto"/>
             <w:shd w:val="clear" w:color="auto" w:fill="FFFFFF"/>
             <w:vAlign w:val="center"/>
           </w:tcPr>
           <w:p>
             <w:pPr>
               <w:spacing w:after="0"/>
+              <w:rPr>
+                <w:rFonts w:ascii="Arial" w:eastAsia="SimSun" w:hAnsi="Arial" w:cs="Arial"/>
+                <w:iCs/>
+                <w:color w:val="000000"/>
+                <w:szCs w:val="24"/>
+              </w:rPr>
+            </w:pPr>
+          </w:p>
+        </w:tc>
+        <w:tc>
+          <w:tcPr>
+            <w:tcW w:w="0" w:type="auto"/>
+            <w:shd w:val="clear" w:color="auto" w:fill="FFFFFF"/>
+            <w:vAlign w:val="center"/>
+          </w:tcPr>
+          <w:p>
+            <w:pPr>
+              <w:spacing w:after="0"/>
+              <w:rPr>
+                <w:rFonts w:ascii="Arial" w:eastAsia="SimSun" w:hAnsi="Arial" w:cs="Arial"/>
+                <w:iCs/>
+                <w:color w:val="000000"/>
+                <w:szCs w:val="24"/>
+              </w:rPr>
+            </w:pPr>
+          </w:p>
+        </w:tc>
+        <w:tc>
+          <w:tcPr>
+            <w:tcW w:w="0" w:type="auto"/>
+            <w:shd w:val="clear" w:color="auto" w:fill="FFFFFF"/>
+            <w:vAlign w:val="center"/>
+          </w:tcPr>
+          <w:p>
+            <w:pPr>
+              <w:spacing w:after="0"/>
+              <w:rPr>
+                <w:rFonts w:ascii="Arial" w:eastAsia="SimSun" w:hAnsi="Arial" w:cs="Arial"/>
+                <w:iCs/>
+                <w:color w:val="000000"/>
+                <w:szCs w:val="24"/>
+              </w:rPr>
+            </w:pPr>
+          </w:p>
+        </w:tc>
+        <w:tc>
+          <w:tcPr>
+            <w:tcW w:w="0" w:type="auto"/>
+            <w:shd w:val="clear" w:color="auto" w:fill="FFFFFF"/>
+            <w:vAlign w:val="center"/>
+          </w:tcPr>
+          <w:p>
+            <w:pPr>
+              <w:spacing w:after="0"/>
+              <w:jc w:val="center"/>
               <w:rPr>
                 <w:rFonts w:ascii="Arial" w:eastAsia="SimSun" w:hAnsi="Arial" w:cs="Arial"/>
                 <w:iCs/>
@@ -7733,23 +8261,86 @@
         <w:tc>
           <w:tcPr>
             <w:tcW w:w="0" w:type="auto"/>
-            <w:vMerge/>
             <w:shd w:val="clear" w:color="auto" w:fill="FFFFFF"/>
             <w:vAlign w:val="center"/>
           </w:tcPr>
-          <w:p/>
-        </w:tc>
-        <w:tc>
-          <w:tcPr>
-            <w:tcW w:w="0" w:type="auto"/>
-            <w:gridSpan w:val="4"/>
-            <w:vMerge/>
+          <w:p>
+            <w:pPr>
+              <w:spacing w:after="0"/>
+              <w:jc w:val="both"/>
+              <w:rPr>
+                <w:rFonts w:ascii="Arial" w:eastAsia="SimSun" w:hAnsi="Arial" w:cs="Arial"/>
+                <w:bCs/>
+                <w:iCs/>
+                <w:szCs w:val="24"/>
+              </w:rPr>
+            </w:pPr>
+          </w:p>
+        </w:tc>
+        <w:tc>
+          <w:tcPr>
+            <w:tcW w:w="0" w:type="auto"/>
             <w:shd w:val="clear" w:color="auto" w:fill="FFFFFF"/>
             <w:vAlign w:val="center"/>
           </w:tcPr>
           <w:p>
             <w:pPr>
               <w:spacing w:after="0"/>
+              <w:rPr>
+                <w:rFonts w:ascii="Arial" w:eastAsia="SimSun" w:hAnsi="Arial" w:cs="Arial"/>
+                <w:iCs/>
+                <w:color w:val="000000"/>
+                <w:szCs w:val="24"/>
+              </w:rPr>
+            </w:pPr>
+          </w:p>
+        </w:tc>
+        <w:tc>
+          <w:tcPr>
+            <w:tcW w:w="0" w:type="auto"/>
+            <w:shd w:val="clear" w:color="auto" w:fill="FFFFFF"/>
+            <w:vAlign w:val="center"/>
+          </w:tcPr>
+          <w:p>
+            <w:pPr>
+              <w:spacing w:after="0"/>
+              <w:rPr>
+                <w:rFonts w:ascii="Arial" w:eastAsia="SimSun" w:hAnsi="Arial" w:cs="Arial"/>
+                <w:iCs/>
+                <w:color w:val="000000"/>
+                <w:szCs w:val="24"/>
+              </w:rPr>
+            </w:pPr>
+          </w:p>
+        </w:tc>
+        <w:tc>
+          <w:tcPr>
+            <w:tcW w:w="0" w:type="auto"/>
+            <w:shd w:val="clear" w:color="auto" w:fill="FFFFFF"/>
+            <w:vAlign w:val="center"/>
+          </w:tcPr>
+          <w:p>
+            <w:pPr>
+              <w:spacing w:after="0"/>
+              <w:rPr>
+                <w:rFonts w:ascii="Arial" w:eastAsia="SimSun" w:hAnsi="Arial" w:cs="Arial"/>
+                <w:iCs/>
+                <w:color w:val="000000"/>
+                <w:szCs w:val="24"/>
+              </w:rPr>
+            </w:pPr>
+          </w:p>
+        </w:tc>
+        <w:tc>
+          <w:tcPr>
+            <w:tcW w:w="0" w:type="auto"/>
+            <w:shd w:val="clear" w:color="auto" w:fill="FFFFFF"/>
+            <w:vAlign w:val="center"/>
+          </w:tcPr>
+          <w:p>
+            <w:pPr>
+              <w:spacing w:after="0"/>
+              <w:jc w:val="center"/>
               <w:rPr>
                 <w:rFonts w:ascii="Arial" w:eastAsia="SimSun" w:hAnsi="Arial" w:cs="Arial"/>
                 <w:iCs/>
@@ -7768,23 +8359,86 @@
         <w:tc>
           <w:tcPr>
             <w:tcW w:w="0" w:type="auto"/>
-            <w:vMerge/>
             <w:shd w:val="clear" w:color="auto" w:fill="FFFFFF"/>
             <w:vAlign w:val="center"/>
           </w:tcPr>
-          <w:p/>
-        </w:tc>
-        <w:tc>
-          <w:tcPr>
-            <w:tcW w:w="0" w:type="auto"/>
-            <w:gridSpan w:val="4"/>
-            <w:vMerge/>
+          <w:p>
+            <w:pPr>
+              <w:spacing w:after="0"/>
+              <w:jc w:val="both"/>
+              <w:rPr>
+                <w:rFonts w:ascii="Arial" w:eastAsia="SimSun" w:hAnsi="Arial" w:cs="Arial"/>
+                <w:bCs/>
+                <w:iCs/>
+                <w:szCs w:val="24"/>
+              </w:rPr>
+            </w:pPr>
+          </w:p>
+        </w:tc>
+        <w:tc>
+          <w:tcPr>
+            <w:tcW w:w="0" w:type="auto"/>
             <w:shd w:val="clear" w:color="auto" w:fill="FFFFFF"/>
             <w:vAlign w:val="center"/>
           </w:tcPr>
           <w:p>
             <w:pPr>
               <w:spacing w:after="0"/>
+              <w:rPr>
+                <w:rFonts w:ascii="Arial" w:eastAsia="SimSun" w:hAnsi="Arial" w:cs="Arial"/>
+                <w:iCs/>
+                <w:color w:val="000000"/>
+                <w:szCs w:val="24"/>
+              </w:rPr>
+            </w:pPr>
+          </w:p>
+        </w:tc>
+        <w:tc>
+          <w:tcPr>
+            <w:tcW w:w="0" w:type="auto"/>
+            <w:shd w:val="clear" w:color="auto" w:fill="FFFFFF"/>
+            <w:vAlign w:val="center"/>
+          </w:tcPr>
+          <w:p>
+            <w:pPr>
+              <w:spacing w:after="0"/>
+              <w:rPr>
+                <w:rFonts w:ascii="Arial" w:eastAsia="SimSun" w:hAnsi="Arial" w:cs="Arial"/>
+                <w:iCs/>
+                <w:color w:val="000000"/>
+                <w:szCs w:val="24"/>
+              </w:rPr>
+            </w:pPr>
+          </w:p>
+        </w:tc>
+        <w:tc>
+          <w:tcPr>
+            <w:tcW w:w="0" w:type="auto"/>
+            <w:shd w:val="clear" w:color="auto" w:fill="FFFFFF"/>
+            <w:vAlign w:val="center"/>
+          </w:tcPr>
+          <w:p>
+            <w:pPr>
+              <w:spacing w:after="0"/>
+              <w:rPr>
+                <w:rFonts w:ascii="Arial" w:eastAsia="SimSun" w:hAnsi="Arial" w:cs="Arial"/>
+                <w:iCs/>
+                <w:color w:val="000000"/>
+                <w:szCs w:val="24"/>
+              </w:rPr>
+            </w:pPr>
+          </w:p>
+        </w:tc>
+        <w:tc>
+          <w:tcPr>
+            <w:tcW w:w="0" w:type="auto"/>
+            <w:shd w:val="clear" w:color="auto" w:fill="FFFFFF"/>
+            <w:vAlign w:val="center"/>
+          </w:tcPr>
+          <w:p>
+            <w:pPr>
+              <w:spacing w:after="0"/>
+              <w:jc w:val="center"/>
               <w:rPr>
                 <w:rFonts w:ascii="Arial" w:eastAsia="SimSun" w:hAnsi="Arial" w:cs="Arial"/>
                 <w:iCs/>
@@ -8923,6 +9577,9 @@
           <w:vAlign w:val="center"/>
         </w:tcPr>
         <w:p>
+          <w:pPr>
+            <w:jc w:val="center"/>
+          </w:pPr>
           <w:r>
             <w:t>ICTSS00120 - Artificial Intelligence Skill Set</w:t>
           </w:r>
@@ -8969,6 +9626,9 @@
           <w:vAlign w:val="center"/>
         </w:tcPr>
         <w:p>
+          <w:pPr>
+            <w:jc w:val="center"/>
+          </w:pPr>
           <w:r>
             <w:t>ICTAII502 Train and evaluate machine learning models</w:t>
           </w:r>

--- a/example/2 KAD/7 Assess Mapping Matrix/ICTAII502 Assessment Mapping Matrix (F122A8).docx
+++ b/example/2 KAD/7 Assess Mapping Matrix/ICTAII502 Assessment Mapping Matrix (F122A8).docx
@@ -3792,7 +3792,7 @@
               <w:jc w:val="center"/>
             </w:pPr>
             <w:r>
-              <w:t>13</w:t>
+              <w:t>12</w:t>
             </w:r>
           </w:p>
         </w:tc>
@@ -3947,7 +3947,7 @@
               <w:jc w:val="center"/>
             </w:pPr>
             <w:r>
-              <w:t>8, 9, 10, 11, 14</w:t>
+              <w:t>5, 8, 9, 10, 13</w:t>
             </w:r>
           </w:p>
         </w:tc>

--- a/example/2 KAD/7 Assess Mapping Matrix/ICTAII502 Assessment Mapping Matrix (F122A8).docx
+++ b/example/2 KAD/7 Assess Mapping Matrix/ICTAII502 Assessment Mapping Matrix (F122A8).docx
@@ -3844,7 +3844,7 @@
           <w:p>
             <w:pPr>
               <w:spacing w:after="0"/>
-              <w:ind w:left="720"/>
+              <w:ind w:left="360"/>
             </w:pPr>
             <w:r>
               <w:t>data sources</w:t>
@@ -3853,7 +3853,7 @@
           <w:p>
             <w:pPr>
               <w:spacing w:after="0"/>
-              <w:ind w:left="720"/>
+              <w:ind w:left="360"/>
             </w:pPr>
             <w:r>
               <w:t>training, validation and test data</w:t>
@@ -3862,7 +3862,7 @@
           <w:p>
             <w:pPr>
               <w:spacing w:after="0"/>
-              <w:ind w:left="720"/>
+              <w:ind w:left="360"/>
             </w:pPr>
             <w:r>
               <w:t>attribute names</w:t>
@@ -3871,7 +3871,7 @@
           <w:p>
             <w:pPr>
               <w:spacing w:after="0"/>
-              <w:ind w:left="720"/>
+              <w:ind w:left="360"/>
             </w:pPr>
             <w:r>
               <w:t>target data</w:t>
@@ -3880,7 +3880,7 @@
           <w:p>
             <w:pPr>
               <w:spacing w:after="0"/>
-              <w:ind w:left="720"/>
+              <w:ind w:left="360"/>
             </w:pPr>
             <w:r>
               <w:t>default and non-default parameters</w:t>
@@ -3889,7 +3889,7 @@
           <w:p>
             <w:pPr>
               <w:spacing w:after="0"/>
-              <w:ind w:left="720"/>
+              <w:ind w:left="360"/>
             </w:pPr>
             <w:r>
               <w:t>feature engineering</w:t>
@@ -3898,7 +3898,7 @@
           <w:p>
             <w:pPr>
               <w:spacing w:after="0"/>
-              <w:ind w:left="720"/>
+              <w:ind w:left="360"/>
             </w:pPr>
             <w:r>
               <w:t>learning algorithms</w:t>
@@ -3907,7 +3907,7 @@
           <w:p>
             <w:pPr>
               <w:spacing w:after="0"/>
-              <w:ind w:left="720"/>
+              <w:ind w:left="360"/>
             </w:pPr>
             <w:r>
               <w:t>model sizes</w:t>
@@ -3916,7 +3916,7 @@
           <w:p>
             <w:pPr>
               <w:spacing w:after="0"/>
-              <w:ind w:left="720"/>
+              <w:ind w:left="360"/>
             </w:pPr>
             <w:r>
               <w:t>metrics</w:t>
@@ -4075,7 +4075,7 @@
           <w:p>
             <w:pPr>
               <w:spacing w:after="0"/>
-              <w:ind w:left="720"/>
+              <w:ind w:left="360"/>
             </w:pPr>
             <w:r>
               <w:t>cross-industry standard process for data mining (CRISP-DM) methodology</w:t>
@@ -4084,7 +4084,7 @@
           <w:p>
             <w:pPr>
               <w:spacing w:after="0"/>
-              <w:ind w:left="720"/>
+              <w:ind w:left="360"/>
             </w:pPr>
             <w:r>
               <w:t>software development methodology</w:t>
@@ -12122,6 +12122,7 @@
 </file>
 
 <file path=customXml/item4.xml><?xml version="1.0" encoding="utf-8"?>
+<?mso-contentType ?>
 <spe:Receivers xmlns:spe="http://schemas.microsoft.com/sharepoint/events">
   <Receiver>
     <Name>Document ID Generator</Name>
@@ -12171,6 +12172,7 @@
 </file>
 
 <file path=customXml/item5.xml><?xml version="1.0" encoding="utf-8"?>
+<?mso-contentType ?>
 <FormTemplates xmlns="http://schemas.microsoft.com/sharepoint/v3/contenttype/forms">
   <Display>DocumentLibraryForm</Display>
   <Edit>DocumentLibraryForm</Edit>
@@ -12179,6 +12181,7 @@
 </file>
 
 <file path=customXml/item6.xml><?xml version="1.0" encoding="utf-8"?>
+<?mso-contentType ?>
 <SharedContentType xmlns="Microsoft.SharePoint.Taxonomy.ContentTypeSync" SourceId="598972e7-4f0e-48c0-bb56-a9f22e25d3ec" ContentTypeId="0x0101000E64A23F1383D74E9A471A69050FD18B" PreviousValue="false" LastSyncTimeStamp="2021-09-09T00:35:20.36Z"/>
 </file>
 
